--- a/output/tables/4_indicadores_compuestos_bpas/anexo/B-1-7_Tab_Comp_ENA_vO_het.docx
+++ b/output/tables/4_indicadores_compuestos_bpas/anexo/B-1-7_Tab_Comp_ENA_vO_het.docx
@@ -1,6 +1,6 @@
 
 <file path=docProps\app.xml><?xml version="1.0" encoding="utf-8"?>
-<properties:Properties xmlns:properties="http://schemas.openxmlformats.org/officeDocument/2006/extended-properties" xmlns:vt="http://schemas.openxmlformats.org/officeDocument/2006/docPropsVTypes"/>
+<properties:Properties xmlns:vt="http://schemas.openxmlformats.org/officeDocument/2006/docPropsVTypes" xmlns:properties="http://schemas.openxmlformats.org/officeDocument/2006/extended-properties"/>
 </file>
 
 <file path=docProps\core.xml><?xml version="1.0" encoding="utf-8"?>
@@ -16,12 +16,15 @@
         <w:jc w:val="left"/>
       </w:pPr>
       <w:r>
+        <w:t/>
+      </w:r>
+      <w:r>
         <w:rPr>
           <w:rFonts w:ascii="Roboto" w:hAnsi="Roboto" w:eastAsia="Roboto" w:cs="Roboto"/>
           <w:b w:val="true"/>
           <w:sz w:val="19"/>
         </w:rPr>
-        <w:t xml:space="preserve">Tabla B.1-7 — Efecto del programa de ECAs sobre el cumplimiento agregado de los indicadores de la ENA (indicador de implementación mínima de BPAs)</w:t>
+        <w:t xml:space="preserve">Tabla B.1-7 — Efecto del programa de ECAs sobre el cumplimiento agregado del catálogo ENA de BPAs (indicador compuesto ENA)</w:t>
       </w:r>
     </w:p>
     <w:tbl>
@@ -2787,7 +2790,7 @@
                 <w:i w:val="true"/>
                 <w:sz w:val="16"/>
               </w:rPr>
-              <w:t xml:space="preserve">Notas. Esta tabla reporta el efecto del programa de Escuelas de Campo Agrícolas (ECAs) sobre el cumplimiento agregado de los indicadores de la ENA (indicador de implementación mínima de BPAs), diferenciado por el cultivo principal del productor. La construcción del indicador exige cumplir al menos 2 de los 3 pilares ENA — agronómico, insumos e inocuidad. Los tres paneles no provienen de tres regresiones separadas: cada especificación se estima en una sola regresión sobre toda la muestra, en la que el cultivo principal del productor se interactúa con el tratamiento, con el periodo (en DiD) y con el conjunto de controles. Así, cada panel recupera el efecto dentro de su propio cultivo —como si se hubiera estimado por separado—, pero con errores estándar comunes a los tres. La columna (1) estima la intención de tratamiento (ITT) por OLS en la línea de seguimiento; la columna (2), la misma ITT por diferencias en diferencias (DiD) sobre el panel balanceado. Las columnas (3) y (4) estiman el efecto promedio local del tratamiento (LATE) por 2SLS, usando la asignación aleatoria del centro poblado como instrumento de, respectivamente, la implementación efectiva de la ECA en el centro poblado y la participación individual del productor. El bloque al pie de cada panel reporta las medias de la variable de resultado de ese cultivo, por grupo y periodo, y su variación entre periodos. Todas las especificaciones incluyen efectos fijos de diseño (estrato región-cultivo principal), mes de encuesta y las covariables de línea base del productor, su hogar y su predio, todos interactuados con el cultivo principal del productor. Los errores estándar, agrupados a nivel de centro poblado, se reportan entre paréntesis. * p&lt;0.10, ** p&lt;0.05, *** p&lt;0.01.</w:t>
+              <w:t xml:space="preserve">Notas. Esta tabla reporta el efecto del programa de Escuelas de Campo Agrícolas (ECAs) sobre el cumplimiento agregado del catálogo ENA de BPAs (indicador compuesto ENA), diferenciado por el cultivo principal del productor. La construcción del indicador exige cumplir al menos 2 de los 3 pilares ENA — agronómico, insumos e inocuidad. Los tres paneles no provienen de tres regresiones separadas: cada especificación se estima en una sola regresión sobre toda la muestra, en la que el cultivo principal del productor se interactúa con el tratamiento, con el periodo (en DiD) y con el conjunto de controles. Así, cada panel recupera el efecto dentro de su propio cultivo —como si se hubiera estimado por separado—, pero con errores estándar comunes a los tres. La columna (1) estima la intención de tratamiento (ITT) por OLS en la línea de seguimiento; la columna (2), la misma ITT por diferencias en diferencias (DiD) sobre el panel balanceado. Las columnas (3) y (4) estiman el efecto promedio local del tratamiento (LATE) por 2SLS, usando la asignación aleatoria del centro poblado como instrumento de, respectivamente, la implementación efectiva de la ECA en el centro poblado y la participación individual del productor. El bloque al pie de cada panel reporta las medias de la variable de resultado de ese cultivo, por grupo y periodo, y su variación entre periodos. Todas las especificaciones incluyen efectos fijos de diseño (estrato región-cultivo principal), mes de encuesta y las covariables de línea base del productor, su hogar y su predio, todos interactuados con el cultivo principal del productor. Los errores estándar, agrupados a nivel de centro poblado, se reportan entre paréntesis. * p&lt;0.10, ** p&lt;0.05, *** p&lt;0.01.</w:t>
             </w:r>
           </w:p>
         </w:tc>

--- a/output/tables/4_indicadores_compuestos_bpas/anexo/B-1-7_Tab_Comp_ENA_vO_het.docx
+++ b/output/tables/4_indicadores_compuestos_bpas/anexo/B-1-7_Tab_Comp_ENA_vO_het.docx
@@ -1,6 +1,6 @@
 
 <file path=docProps\app.xml><?xml version="1.0" encoding="utf-8"?>
-<properties:Properties xmlns:vt="http://schemas.openxmlformats.org/officeDocument/2006/docPropsVTypes" xmlns:properties="http://schemas.openxmlformats.org/officeDocument/2006/extended-properties"/>
+<properties:Properties xmlns:properties="http://schemas.openxmlformats.org/officeDocument/2006/extended-properties" xmlns:vt="http://schemas.openxmlformats.org/officeDocument/2006/docPropsVTypes"/>
 </file>
 
 <file path=docProps\core.xml><?xml version="1.0" encoding="utf-8"?>
@@ -8,7 +8,7 @@
 </file>
 
 <file path=word\document.xml><?xml version="1.0" encoding="utf-8"?>
-<w:document xmlns:w="http://schemas.openxmlformats.org/wordprocessingml/2006/main" xmlns:m="http://schemas.openxmlformats.org/officeDocument/2006/math" xmlns:w14="http://schemas.microsoft.com/office/word/2010/wordml" xmlns:r="http://schemas.openxmlformats.org/officeDocument/2006/relationships" xmlns:wp="http://schemas.openxmlformats.org/drawingml/2006/wordprocessingDrawing" xmlns:a="http://schemas.openxmlformats.org/drawingml/2006/main" xmlns:wp14="http://schemas.microsoft.com/office/word/2010/wordprocessingDrawing" xmlns:w15="http://schemas.microsoft.com/office/word/2012/wordml" xmlns:mc="http://schemas.openxmlformats.org/markup-compatibility/2006" xmlns:a14="http://schemas.microsoft.com/office/drawing/2010/main" xmlns:sl="http://schemas.openxmlformats.org/schemaLibrary/2006/main" xmlns:wne="http://schemas.microsoft.com/office/word/2006/wordml" xmlns:c="http://schemas.openxmlformats.org/drawingml/2006/chart" xmlns:cdr="http://schemas.openxmlformats.org/drawingml/2006/chartDrawing" xmlns:c14="http://schemas.microsoft.com/office/drawing/2007/8/2/chart" xmlns:dgm="http://schemas.openxmlformats.org/drawingml/2006/diagram" xmlns:pic="http://schemas.openxmlformats.org/drawingml/2006/picture" xmlns:xdr="http://schemas.openxmlformats.org/drawingml/2006/spreadsheetDrawing" xmlns:dsp="http://schemas.microsoft.com/office/drawing/2008/diagram" xmlns:xvml="urn:schemas-microsoft-com:office:excel" xmlns:o="urn:schemas-microsoft-com:office:office" xmlns:v="urn:schemas-microsoft-com:vml" xmlns:w10="urn:schemas-microsoft-com:office:word" xmlns:pvml="urn:schemas-microsoft-com:office:powerpoint" xmlns:cppr="http://schemas.microsoft.com/office/2006/coverPageProps" xmlns:odx="http://opendope.org/xpaths" xmlns:odc="http://opendope.org/conditions" xmlns:odq="http://opendope.org/questions" xmlns:oda="http://opendope.org/answers" xmlns:odi="http://opendope.org/components" xmlns:odgm="http://opendope.org/SmartArt/DataHierarchy" xmlns:b="http://schemas.openxmlformats.org/officeDocument/2006/bibliography" xmlns:msink="http://schemas.microsoft.com/ink/2010/main" xmlns:cdr14="http://schemas.microsoft.com/office/drawing/2010/chartDrawing" xmlns:c15="http://schemas.microsoft.com/office/drawing/2012/chart" xmlns:cs="http://schemas.microsoft.com/office/drawing/2012/chartStyle" xmlns:ns38="http://www.w3.org/1998/Math/MathML" xmlns:ns39="http://www.w3.org/2003/InkML" xmlns:a13cmd="http://schemas.microsoft.com/office/drawing/2013/main/command" xmlns:cx="http://schemas.microsoft.com/office/drawing/2014/chartex" xmlns:c16="http://schemas.microsoft.com/office/drawing/2014/chart" xmlns:dgm1611="http://schemas.microsoft.com/office/drawing/2016/11/diagram" xmlns:c173="http://schemas.microsoft.com/office/drawing/2017/03/chart" xmlns:am3d="http://schemas.microsoft.com/office/drawing/2017/model3d" xmlns:an18="http://schemas.microsoft.com/office/drawing/2018/animation" xmlns:anam3d="http://schemas.microsoft.com/office/drawing/2018/animation/model3d" xmlns:iact="http://schemas.microsoft.com/office/powerpoint/2014/inkAction" xmlns:thm15="http://schemas.microsoft.com/office/thememl/2012/main" xmlns:wps="http://schemas.microsoft.com/office/word/2010/wordprocessingShape" xmlns:wpc="http://schemas.microsoft.com/office/word/2010/wordprocessingCanvas" xmlns:wpg="http://schemas.microsoft.com/office/word/2010/wordprocessingGroup" xmlns:w16se="http://schemas.microsoft.com/office/word/2015/wordml/symex" xmlns:w16cid="http://schemas.microsoft.com/office/word/2016/wordml/cid" xmlns:wetp="http://schemas.microsoft.com/office/webextensions/taskpanes/2010/11" xmlns:we="http://schemas.microsoft.com/office/webextensions/webextension/2010/11" xmlns:comp="http://schemas.openxmlformats.org/drawingml/2006/compatibility" xmlns:lc="http://schemas.openxmlformats.org/drawingml/2006/lockedCanvas" xmlns:dgm14="http://schemas.microsoft.com/office/drawing/2010/diagram" xmlns:a15="http://schemas.microsoft.com/office/drawing/2012/main" xmlns:pic14="http://schemas.microsoft.com/office/drawing/2010/picture" xmlns:c16ac="http://schemas.microsoft.com/office/drawing/2014/chart/ac" xmlns:a16="http://schemas.microsoft.com/office/drawing/2014/main" xmlns:a1611="http://schemas.microsoft.com/office/drawing/2016/11/main" xmlns:dgm1612="http://schemas.microsoft.com/office/drawing/2016/12/diagram" xmlns:a16svg="http://schemas.microsoft.com/office/drawing/2016/SVG/main" xmlns:adec="http://schemas.microsoft.com/office/drawing/2017/decorative" xmlns:a18hc="http://schemas.microsoft.com/office/drawing/2018/hyperlinkcolor" xmlns:wp15="http://schemas.microsoft.com/office/word/2012/wordprocessingDrawing">
+<w:document xmlns:w="http://schemas.openxmlformats.org/wordprocessingml/2006/main" xmlns:w15="http://schemas.microsoft.com/office/word/2012/wordml" xmlns:w14="http://schemas.microsoft.com/office/word/2010/wordml" xmlns:r="http://schemas.openxmlformats.org/officeDocument/2006/relationships" xmlns:a="http://schemas.openxmlformats.org/drawingml/2006/main" xmlns:a14="http://schemas.microsoft.com/office/drawing/2010/main" xmlns:m="http://schemas.openxmlformats.org/officeDocument/2006/math" xmlns:wp="http://schemas.openxmlformats.org/drawingml/2006/wordprocessingDrawing" xmlns:wp14="http://schemas.microsoft.com/office/word/2010/wordprocessingDrawing" xmlns:mc="http://schemas.openxmlformats.org/markup-compatibility/2006" xmlns:sl="http://schemas.openxmlformats.org/schemaLibrary/2006/main" xmlns:wne="http://schemas.microsoft.com/office/word/2006/wordml" xmlns:c="http://schemas.openxmlformats.org/drawingml/2006/chart" xmlns:cdr="http://schemas.openxmlformats.org/drawingml/2006/chartDrawing" xmlns:c14="http://schemas.microsoft.com/office/drawing/2007/8/2/chart" xmlns:dgm="http://schemas.openxmlformats.org/drawingml/2006/diagram" xmlns:pic="http://schemas.openxmlformats.org/drawingml/2006/picture" xmlns:xdr="http://schemas.openxmlformats.org/drawingml/2006/spreadsheetDrawing" xmlns:dsp="http://schemas.microsoft.com/office/drawing/2008/diagram" xmlns:xvml="urn:schemas-microsoft-com:office:excel" xmlns:o="urn:schemas-microsoft-com:office:office" xmlns:v="urn:schemas-microsoft-com:vml" xmlns:w10="urn:schemas-microsoft-com:office:word" xmlns:pvml="urn:schemas-microsoft-com:office:powerpoint" xmlns:cppr="http://schemas.microsoft.com/office/2006/coverPageProps" xmlns:odx="http://opendope.org/xpaths" xmlns:odc="http://opendope.org/conditions" xmlns:odq="http://opendope.org/questions" xmlns:oda="http://opendope.org/answers" xmlns:odi="http://opendope.org/components" xmlns:odgm="http://opendope.org/SmartArt/DataHierarchy" xmlns:b="http://schemas.openxmlformats.org/officeDocument/2006/bibliography" xmlns:msink="http://schemas.microsoft.com/ink/2010/main" xmlns:cdr14="http://schemas.microsoft.com/office/drawing/2010/chartDrawing" xmlns:c15="http://schemas.microsoft.com/office/drawing/2012/chart" xmlns:cs="http://schemas.microsoft.com/office/drawing/2012/chartStyle" xmlns:ns38="http://www.w3.org/1998/Math/MathML" xmlns:ns39="http://www.w3.org/2003/InkML" xmlns:a13cmd="http://schemas.microsoft.com/office/drawing/2013/main/command" xmlns:cx="http://schemas.microsoft.com/office/drawing/2014/chartex" xmlns:c16="http://schemas.microsoft.com/office/drawing/2014/chart" xmlns:dgm1611="http://schemas.microsoft.com/office/drawing/2016/11/diagram" xmlns:c173="http://schemas.microsoft.com/office/drawing/2017/03/chart" xmlns:am3d="http://schemas.microsoft.com/office/drawing/2017/model3d" xmlns:an18="http://schemas.microsoft.com/office/drawing/2018/animation" xmlns:anam3d="http://schemas.microsoft.com/office/drawing/2018/animation/model3d" xmlns:iact="http://schemas.microsoft.com/office/powerpoint/2014/inkAction" xmlns:thm15="http://schemas.microsoft.com/office/thememl/2012/main" xmlns:wps="http://schemas.microsoft.com/office/word/2010/wordprocessingShape" xmlns:wpc="http://schemas.microsoft.com/office/word/2010/wordprocessingCanvas" xmlns:wpg="http://schemas.microsoft.com/office/word/2010/wordprocessingGroup" xmlns:w16se="http://schemas.microsoft.com/office/word/2015/wordml/symex" xmlns:w16cid="http://schemas.microsoft.com/office/word/2016/wordml/cid" xmlns:wetp="http://schemas.microsoft.com/office/webextensions/taskpanes/2010/11" xmlns:we="http://schemas.microsoft.com/office/webextensions/webextension/2010/11" xmlns:comp="http://schemas.openxmlformats.org/drawingml/2006/compatibility" xmlns:lc="http://schemas.openxmlformats.org/drawingml/2006/lockedCanvas" xmlns:dgm14="http://schemas.microsoft.com/office/drawing/2010/diagram" xmlns:a15="http://schemas.microsoft.com/office/drawing/2012/main" xmlns:pic14="http://schemas.microsoft.com/office/drawing/2010/picture" xmlns:c16ac="http://schemas.microsoft.com/office/drawing/2014/chart/ac" xmlns:a16="http://schemas.microsoft.com/office/drawing/2014/main" xmlns:a1611="http://schemas.microsoft.com/office/drawing/2016/11/main" xmlns:dgm1612="http://schemas.microsoft.com/office/drawing/2016/12/diagram" xmlns:a16svg="http://schemas.microsoft.com/office/drawing/2016/SVG/main" xmlns:adec="http://schemas.microsoft.com/office/drawing/2017/decorative" xmlns:a18hc="http://schemas.microsoft.com/office/drawing/2018/hyperlinkcolor" xmlns:wp15="http://schemas.microsoft.com/office/word/2012/wordprocessingDrawing">
   <w:body>
     <w:p>
       <w:pPr>
@@ -2810,7 +2810,7 @@
 </file>
 
 <file path=word\settings.xml><?xml version="1.0" encoding="utf-8"?>
-<w:settings xmlns:w="http://schemas.openxmlformats.org/wordprocessingml/2006/main" xmlns:m="http://schemas.openxmlformats.org/officeDocument/2006/math" xmlns:w14="http://schemas.microsoft.com/office/word/2010/wordml" xmlns:r="http://schemas.openxmlformats.org/officeDocument/2006/relationships" xmlns:wp="http://schemas.openxmlformats.org/drawingml/2006/wordprocessingDrawing" xmlns:a="http://schemas.openxmlformats.org/drawingml/2006/main" xmlns:wp14="http://schemas.microsoft.com/office/word/2010/wordprocessingDrawing" xmlns:w15="http://schemas.microsoft.com/office/word/2012/wordml" xmlns:mc="http://schemas.openxmlformats.org/markup-compatibility/2006" xmlns:a14="http://schemas.microsoft.com/office/drawing/2010/main" xmlns:sl="http://schemas.openxmlformats.org/schemaLibrary/2006/main" xmlns:wne="http://schemas.microsoft.com/office/word/2006/wordml" xmlns:c="http://schemas.openxmlformats.org/drawingml/2006/chart" xmlns:cdr="http://schemas.openxmlformats.org/drawingml/2006/chartDrawing" xmlns:c14="http://schemas.microsoft.com/office/drawing/2007/8/2/chart" xmlns:dgm="http://schemas.openxmlformats.org/drawingml/2006/diagram" xmlns:pic="http://schemas.openxmlformats.org/drawingml/2006/picture" xmlns:xdr="http://schemas.openxmlformats.org/drawingml/2006/spreadsheetDrawing" xmlns:dsp="http://schemas.microsoft.com/office/drawing/2008/diagram" xmlns:xvml="urn:schemas-microsoft-com:office:excel" xmlns:o="urn:schemas-microsoft-com:office:office" xmlns:v="urn:schemas-microsoft-com:vml" xmlns:w10="urn:schemas-microsoft-com:office:word" xmlns:pvml="urn:schemas-microsoft-com:office:powerpoint" xmlns:cppr="http://schemas.microsoft.com/office/2006/coverPageProps" xmlns:odx="http://opendope.org/xpaths" xmlns:odc="http://opendope.org/conditions" xmlns:odq="http://opendope.org/questions" xmlns:oda="http://opendope.org/answers" xmlns:odi="http://opendope.org/components" xmlns:odgm="http://opendope.org/SmartArt/DataHierarchy" xmlns:b="http://schemas.openxmlformats.org/officeDocument/2006/bibliography" xmlns:msink="http://schemas.microsoft.com/ink/2010/main" xmlns:cdr14="http://schemas.microsoft.com/office/drawing/2010/chartDrawing" xmlns:c15="http://schemas.microsoft.com/office/drawing/2012/chart" xmlns:cs="http://schemas.microsoft.com/office/drawing/2012/chartStyle" xmlns:ns38="http://www.w3.org/1998/Math/MathML" xmlns:ns39="http://www.w3.org/2003/InkML" xmlns:a13cmd="http://schemas.microsoft.com/office/drawing/2013/main/command" xmlns:cx="http://schemas.microsoft.com/office/drawing/2014/chartex" xmlns:c16="http://schemas.microsoft.com/office/drawing/2014/chart" xmlns:dgm1611="http://schemas.microsoft.com/office/drawing/2016/11/diagram" xmlns:c173="http://schemas.microsoft.com/office/drawing/2017/03/chart" xmlns:am3d="http://schemas.microsoft.com/office/drawing/2017/model3d" xmlns:an18="http://schemas.microsoft.com/office/drawing/2018/animation" xmlns:anam3d="http://schemas.microsoft.com/office/drawing/2018/animation/model3d" xmlns:iact="http://schemas.microsoft.com/office/powerpoint/2014/inkAction" xmlns:thm15="http://schemas.microsoft.com/office/thememl/2012/main" xmlns:wps="http://schemas.microsoft.com/office/word/2010/wordprocessingShape" xmlns:wpc="http://schemas.microsoft.com/office/word/2010/wordprocessingCanvas" xmlns:wpg="http://schemas.microsoft.com/office/word/2010/wordprocessingGroup" xmlns:w16se="http://schemas.microsoft.com/office/word/2015/wordml/symex" xmlns:w16cid="http://schemas.microsoft.com/office/word/2016/wordml/cid" xmlns:wetp="http://schemas.microsoft.com/office/webextensions/taskpanes/2010/11" xmlns:we="http://schemas.microsoft.com/office/webextensions/webextension/2010/11" xmlns:comp="http://schemas.openxmlformats.org/drawingml/2006/compatibility" xmlns:lc="http://schemas.openxmlformats.org/drawingml/2006/lockedCanvas" xmlns:dgm14="http://schemas.microsoft.com/office/drawing/2010/diagram" xmlns:a15="http://schemas.microsoft.com/office/drawing/2012/main" xmlns:pic14="http://schemas.microsoft.com/office/drawing/2010/picture" xmlns:c16ac="http://schemas.microsoft.com/office/drawing/2014/chart/ac" xmlns:a16="http://schemas.microsoft.com/office/drawing/2014/main" xmlns:a1611="http://schemas.microsoft.com/office/drawing/2016/11/main" xmlns:dgm1612="http://schemas.microsoft.com/office/drawing/2016/12/diagram" xmlns:a16svg="http://schemas.microsoft.com/office/drawing/2016/SVG/main" xmlns:adec="http://schemas.microsoft.com/office/drawing/2017/decorative" xmlns:a18hc="http://schemas.microsoft.com/office/drawing/2018/hyperlinkcolor" xmlns:wp15="http://schemas.microsoft.com/office/word/2012/wordprocessingDrawing" mc:Ignorable="">
+<w:settings xmlns:w="http://schemas.openxmlformats.org/wordprocessingml/2006/main" xmlns:w15="http://schemas.microsoft.com/office/word/2012/wordml" xmlns:w14="http://schemas.microsoft.com/office/word/2010/wordml" xmlns:r="http://schemas.openxmlformats.org/officeDocument/2006/relationships" xmlns:a="http://schemas.openxmlformats.org/drawingml/2006/main" xmlns:a14="http://schemas.microsoft.com/office/drawing/2010/main" xmlns:m="http://schemas.openxmlformats.org/officeDocument/2006/math" xmlns:wp="http://schemas.openxmlformats.org/drawingml/2006/wordprocessingDrawing" xmlns:wp14="http://schemas.microsoft.com/office/word/2010/wordprocessingDrawing" xmlns:mc="http://schemas.openxmlformats.org/markup-compatibility/2006" xmlns:sl="http://schemas.openxmlformats.org/schemaLibrary/2006/main" xmlns:wne="http://schemas.microsoft.com/office/word/2006/wordml" xmlns:c="http://schemas.openxmlformats.org/drawingml/2006/chart" xmlns:cdr="http://schemas.openxmlformats.org/drawingml/2006/chartDrawing" xmlns:c14="http://schemas.microsoft.com/office/drawing/2007/8/2/chart" xmlns:dgm="http://schemas.openxmlformats.org/drawingml/2006/diagram" xmlns:pic="http://schemas.openxmlformats.org/drawingml/2006/picture" xmlns:xdr="http://schemas.openxmlformats.org/drawingml/2006/spreadsheetDrawing" xmlns:dsp="http://schemas.microsoft.com/office/drawing/2008/diagram" xmlns:xvml="urn:schemas-microsoft-com:office:excel" xmlns:o="urn:schemas-microsoft-com:office:office" xmlns:v="urn:schemas-microsoft-com:vml" xmlns:w10="urn:schemas-microsoft-com:office:word" xmlns:pvml="urn:schemas-microsoft-com:office:powerpoint" xmlns:cppr="http://schemas.microsoft.com/office/2006/coverPageProps" xmlns:odx="http://opendope.org/xpaths" xmlns:odc="http://opendope.org/conditions" xmlns:odq="http://opendope.org/questions" xmlns:oda="http://opendope.org/answers" xmlns:odi="http://opendope.org/components" xmlns:odgm="http://opendope.org/SmartArt/DataHierarchy" xmlns:b="http://schemas.openxmlformats.org/officeDocument/2006/bibliography" xmlns:msink="http://schemas.microsoft.com/ink/2010/main" xmlns:cdr14="http://schemas.microsoft.com/office/drawing/2010/chartDrawing" xmlns:c15="http://schemas.microsoft.com/office/drawing/2012/chart" xmlns:cs="http://schemas.microsoft.com/office/drawing/2012/chartStyle" xmlns:ns38="http://www.w3.org/1998/Math/MathML" xmlns:ns39="http://www.w3.org/2003/InkML" xmlns:a13cmd="http://schemas.microsoft.com/office/drawing/2013/main/command" xmlns:cx="http://schemas.microsoft.com/office/drawing/2014/chartex" xmlns:c16="http://schemas.microsoft.com/office/drawing/2014/chart" xmlns:dgm1611="http://schemas.microsoft.com/office/drawing/2016/11/diagram" xmlns:c173="http://schemas.microsoft.com/office/drawing/2017/03/chart" xmlns:am3d="http://schemas.microsoft.com/office/drawing/2017/model3d" xmlns:an18="http://schemas.microsoft.com/office/drawing/2018/animation" xmlns:anam3d="http://schemas.microsoft.com/office/drawing/2018/animation/model3d" xmlns:iact="http://schemas.microsoft.com/office/powerpoint/2014/inkAction" xmlns:thm15="http://schemas.microsoft.com/office/thememl/2012/main" xmlns:wps="http://schemas.microsoft.com/office/word/2010/wordprocessingShape" xmlns:wpc="http://schemas.microsoft.com/office/word/2010/wordprocessingCanvas" xmlns:wpg="http://schemas.microsoft.com/office/word/2010/wordprocessingGroup" xmlns:w16se="http://schemas.microsoft.com/office/word/2015/wordml/symex" xmlns:w16cid="http://schemas.microsoft.com/office/word/2016/wordml/cid" xmlns:wetp="http://schemas.microsoft.com/office/webextensions/taskpanes/2010/11" xmlns:we="http://schemas.microsoft.com/office/webextensions/webextension/2010/11" xmlns:comp="http://schemas.openxmlformats.org/drawingml/2006/compatibility" xmlns:lc="http://schemas.openxmlformats.org/drawingml/2006/lockedCanvas" xmlns:dgm14="http://schemas.microsoft.com/office/drawing/2010/diagram" xmlns:a15="http://schemas.microsoft.com/office/drawing/2012/main" xmlns:pic14="http://schemas.microsoft.com/office/drawing/2010/picture" xmlns:c16ac="http://schemas.microsoft.com/office/drawing/2014/chart/ac" xmlns:a16="http://schemas.microsoft.com/office/drawing/2014/main" xmlns:a1611="http://schemas.microsoft.com/office/drawing/2016/11/main" xmlns:dgm1612="http://schemas.microsoft.com/office/drawing/2016/12/diagram" xmlns:a16svg="http://schemas.microsoft.com/office/drawing/2016/SVG/main" xmlns:adec="http://schemas.microsoft.com/office/drawing/2017/decorative" xmlns:a18hc="http://schemas.microsoft.com/office/drawing/2018/hyperlinkcolor" xmlns:wp15="http://schemas.microsoft.com/office/word/2012/wordprocessingDrawing" mc:Ignorable="">
   <w:compat>
     <w:compatSetting w:name="overrideTableStyleFontSizeAndJustification" w:uri="http://schemas.microsoft.com/office/word" w:val="1"/>
   </w:compat>
@@ -2818,7 +2818,7 @@
 </file>
 
 <file path=word\styles.xml><?xml version="1.0" encoding="utf-8"?>
-<w:styles xmlns:w="http://schemas.openxmlformats.org/wordprocessingml/2006/main" xmlns:m="http://schemas.openxmlformats.org/officeDocument/2006/math" xmlns:w14="http://schemas.microsoft.com/office/word/2010/wordml" xmlns:r="http://schemas.openxmlformats.org/officeDocument/2006/relationships" xmlns:wp="http://schemas.openxmlformats.org/drawingml/2006/wordprocessingDrawing" xmlns:a="http://schemas.openxmlformats.org/drawingml/2006/main" xmlns:wp14="http://schemas.microsoft.com/office/word/2010/wordprocessingDrawing" xmlns:w15="http://schemas.microsoft.com/office/word/2012/wordml" xmlns:mc="http://schemas.openxmlformats.org/markup-compatibility/2006" xmlns:a14="http://schemas.microsoft.com/office/drawing/2010/main" xmlns:sl="http://schemas.openxmlformats.org/schemaLibrary/2006/main" xmlns:wne="http://schemas.microsoft.com/office/word/2006/wordml" xmlns:c="http://schemas.openxmlformats.org/drawingml/2006/chart" xmlns:cdr="http://schemas.openxmlformats.org/drawingml/2006/chartDrawing" xmlns:c14="http://schemas.microsoft.com/office/drawing/2007/8/2/chart" xmlns:dgm="http://schemas.openxmlformats.org/drawingml/2006/diagram" xmlns:pic="http://schemas.openxmlformats.org/drawingml/2006/picture" xmlns:xdr="http://schemas.openxmlformats.org/drawingml/2006/spreadsheetDrawing" xmlns:dsp="http://schemas.microsoft.com/office/drawing/2008/diagram" xmlns:xvml="urn:schemas-microsoft-com:office:excel" xmlns:o="urn:schemas-microsoft-com:office:office" xmlns:v="urn:schemas-microsoft-com:vml" xmlns:w10="urn:schemas-microsoft-com:office:word" xmlns:pvml="urn:schemas-microsoft-com:office:powerpoint" xmlns:cppr="http://schemas.microsoft.com/office/2006/coverPageProps" xmlns:odx="http://opendope.org/xpaths" xmlns:odc="http://opendope.org/conditions" xmlns:odq="http://opendope.org/questions" xmlns:oda="http://opendope.org/answers" xmlns:odi="http://opendope.org/components" xmlns:odgm="http://opendope.org/SmartArt/DataHierarchy" xmlns:b="http://schemas.openxmlformats.org/officeDocument/2006/bibliography" xmlns:msink="http://schemas.microsoft.com/ink/2010/main" xmlns:cdr14="http://schemas.microsoft.com/office/drawing/2010/chartDrawing" xmlns:c15="http://schemas.microsoft.com/office/drawing/2012/chart" xmlns:cs="http://schemas.microsoft.com/office/drawing/2012/chartStyle" xmlns:ns38="http://www.w3.org/1998/Math/MathML" xmlns:ns39="http://www.w3.org/2003/InkML" xmlns:a13cmd="http://schemas.microsoft.com/office/drawing/2013/main/command" xmlns:cx="http://schemas.microsoft.com/office/drawing/2014/chartex" xmlns:c16="http://schemas.microsoft.com/office/drawing/2014/chart" xmlns:dgm1611="http://schemas.microsoft.com/office/drawing/2016/11/diagram" xmlns:c173="http://schemas.microsoft.com/office/drawing/2017/03/chart" xmlns:am3d="http://schemas.microsoft.com/office/drawing/2017/model3d" xmlns:an18="http://schemas.microsoft.com/office/drawing/2018/animation" xmlns:anam3d="http://schemas.microsoft.com/office/drawing/2018/animation/model3d" xmlns:iact="http://schemas.microsoft.com/office/powerpoint/2014/inkAction" xmlns:thm15="http://schemas.microsoft.com/office/thememl/2012/main" xmlns:wps="http://schemas.microsoft.com/office/word/2010/wordprocessingShape" xmlns:wpc="http://schemas.microsoft.com/office/word/2010/wordprocessingCanvas" xmlns:wpg="http://schemas.microsoft.com/office/word/2010/wordprocessingGroup" xmlns:w16se="http://schemas.microsoft.com/office/word/2015/wordml/symex" xmlns:w16cid="http://schemas.microsoft.com/office/word/2016/wordml/cid" xmlns:wetp="http://schemas.microsoft.com/office/webextensions/taskpanes/2010/11" xmlns:we="http://schemas.microsoft.com/office/webextensions/webextension/2010/11" xmlns:comp="http://schemas.openxmlformats.org/drawingml/2006/compatibility" xmlns:lc="http://schemas.openxmlformats.org/drawingml/2006/lockedCanvas" xmlns:dgm14="http://schemas.microsoft.com/office/drawing/2010/diagram" xmlns:a15="http://schemas.microsoft.com/office/drawing/2012/main" xmlns:pic14="http://schemas.microsoft.com/office/drawing/2010/picture" xmlns:c16ac="http://schemas.microsoft.com/office/drawing/2014/chart/ac" xmlns:a16="http://schemas.microsoft.com/office/drawing/2014/main" xmlns:a1611="http://schemas.microsoft.com/office/drawing/2016/11/main" xmlns:dgm1612="http://schemas.microsoft.com/office/drawing/2016/12/diagram" xmlns:a16svg="http://schemas.microsoft.com/office/drawing/2016/SVG/main" xmlns:adec="http://schemas.microsoft.com/office/drawing/2017/decorative" xmlns:a18hc="http://schemas.microsoft.com/office/drawing/2018/hyperlinkcolor" xmlns:wp15="http://schemas.microsoft.com/office/word/2012/wordprocessingDrawing">
+<w:styles xmlns:w="http://schemas.openxmlformats.org/wordprocessingml/2006/main" xmlns:w15="http://schemas.microsoft.com/office/word/2012/wordml" xmlns:w14="http://schemas.microsoft.com/office/word/2010/wordml" xmlns:r="http://schemas.openxmlformats.org/officeDocument/2006/relationships" xmlns:a="http://schemas.openxmlformats.org/drawingml/2006/main" xmlns:a14="http://schemas.microsoft.com/office/drawing/2010/main" xmlns:m="http://schemas.openxmlformats.org/officeDocument/2006/math" xmlns:wp="http://schemas.openxmlformats.org/drawingml/2006/wordprocessingDrawing" xmlns:wp14="http://schemas.microsoft.com/office/word/2010/wordprocessingDrawing" xmlns:mc="http://schemas.openxmlformats.org/markup-compatibility/2006" xmlns:sl="http://schemas.openxmlformats.org/schemaLibrary/2006/main" xmlns:wne="http://schemas.microsoft.com/office/word/2006/wordml" xmlns:c="http://schemas.openxmlformats.org/drawingml/2006/chart" xmlns:cdr="http://schemas.openxmlformats.org/drawingml/2006/chartDrawing" xmlns:c14="http://schemas.microsoft.com/office/drawing/2007/8/2/chart" xmlns:dgm="http://schemas.openxmlformats.org/drawingml/2006/diagram" xmlns:pic="http://schemas.openxmlformats.org/drawingml/2006/picture" xmlns:xdr="http://schemas.openxmlformats.org/drawingml/2006/spreadsheetDrawing" xmlns:dsp="http://schemas.microsoft.com/office/drawing/2008/diagram" xmlns:xvml="urn:schemas-microsoft-com:office:excel" xmlns:o="urn:schemas-microsoft-com:office:office" xmlns:v="urn:schemas-microsoft-com:vml" xmlns:w10="urn:schemas-microsoft-com:office:word" xmlns:pvml="urn:schemas-microsoft-com:office:powerpoint" xmlns:cppr="http://schemas.microsoft.com/office/2006/coverPageProps" xmlns:odx="http://opendope.org/xpaths" xmlns:odc="http://opendope.org/conditions" xmlns:odq="http://opendope.org/questions" xmlns:oda="http://opendope.org/answers" xmlns:odi="http://opendope.org/components" xmlns:odgm="http://opendope.org/SmartArt/DataHierarchy" xmlns:b="http://schemas.openxmlformats.org/officeDocument/2006/bibliography" xmlns:msink="http://schemas.microsoft.com/ink/2010/main" xmlns:cdr14="http://schemas.microsoft.com/office/drawing/2010/chartDrawing" xmlns:c15="http://schemas.microsoft.com/office/drawing/2012/chart" xmlns:cs="http://schemas.microsoft.com/office/drawing/2012/chartStyle" xmlns:ns38="http://www.w3.org/1998/Math/MathML" xmlns:ns39="http://www.w3.org/2003/InkML" xmlns:a13cmd="http://schemas.microsoft.com/office/drawing/2013/main/command" xmlns:cx="http://schemas.microsoft.com/office/drawing/2014/chartex" xmlns:c16="http://schemas.microsoft.com/office/drawing/2014/chart" xmlns:dgm1611="http://schemas.microsoft.com/office/drawing/2016/11/diagram" xmlns:c173="http://schemas.microsoft.com/office/drawing/2017/03/chart" xmlns:am3d="http://schemas.microsoft.com/office/drawing/2017/model3d" xmlns:an18="http://schemas.microsoft.com/office/drawing/2018/animation" xmlns:anam3d="http://schemas.microsoft.com/office/drawing/2018/animation/model3d" xmlns:iact="http://schemas.microsoft.com/office/powerpoint/2014/inkAction" xmlns:thm15="http://schemas.microsoft.com/office/thememl/2012/main" xmlns:wps="http://schemas.microsoft.com/office/word/2010/wordprocessingShape" xmlns:wpc="http://schemas.microsoft.com/office/word/2010/wordprocessingCanvas" xmlns:wpg="http://schemas.microsoft.com/office/word/2010/wordprocessingGroup" xmlns:w16se="http://schemas.microsoft.com/office/word/2015/wordml/symex" xmlns:w16cid="http://schemas.microsoft.com/office/word/2016/wordml/cid" xmlns:wetp="http://schemas.microsoft.com/office/webextensions/taskpanes/2010/11" xmlns:we="http://schemas.microsoft.com/office/webextensions/webextension/2010/11" xmlns:comp="http://schemas.openxmlformats.org/drawingml/2006/compatibility" xmlns:lc="http://schemas.openxmlformats.org/drawingml/2006/lockedCanvas" xmlns:dgm14="http://schemas.microsoft.com/office/drawing/2010/diagram" xmlns:a15="http://schemas.microsoft.com/office/drawing/2012/main" xmlns:pic14="http://schemas.microsoft.com/office/drawing/2010/picture" xmlns:c16ac="http://schemas.microsoft.com/office/drawing/2014/chart/ac" xmlns:a16="http://schemas.microsoft.com/office/drawing/2014/main" xmlns:a1611="http://schemas.microsoft.com/office/drawing/2016/11/main" xmlns:dgm1612="http://schemas.microsoft.com/office/drawing/2016/12/diagram" xmlns:a16svg="http://schemas.microsoft.com/office/drawing/2016/SVG/main" xmlns:adec="http://schemas.microsoft.com/office/drawing/2017/decorative" xmlns:a18hc="http://schemas.microsoft.com/office/drawing/2018/hyperlinkcolor" xmlns:wp15="http://schemas.microsoft.com/office/word/2012/wordprocessingDrawing">
   <w:docDefaults>
     <w:rPrDefault>
       <w:rPr>
